--- a/handouts/Control Variables Topics Guide.docx
+++ b/handouts/Control Variables Topics Guide.docx
@@ -1,6 +1,6 @@
 
 <file path=word/document.xml><?xml version="1.0" encoding="utf-8"?>
-<w:document xmlns:wpc="http://schemas.microsoft.com/office/word/2010/wordprocessingCanvas" xmlns:cx="http://schemas.microsoft.com/office/drawing/2014/chartex" xmlns:cx1="http://schemas.microsoft.com/office/drawing/2015/9/8/chartex" xmlns:cx2="http://schemas.microsoft.com/office/drawing/2015/10/21/chartex" xmlns:cx3="http://schemas.microsoft.com/office/drawing/2016/5/9/chartex" xmlns:cx4="http://schemas.microsoft.com/office/drawing/2016/5/10/chartex" xmlns:cx5="http://schemas.microsoft.com/office/drawing/2016/5/11/chartex" xmlns:cx6="http://schemas.microsoft.com/office/drawing/2016/5/12/chartex" xmlns:cx7="http://schemas.microsoft.com/office/drawing/2016/5/13/chartex" xmlns:cx8="http://schemas.microsoft.com/office/drawing/2016/5/14/chartex" xmlns:mc="http://schemas.openxmlformats.org/markup-compatibility/2006" xmlns:aink="http://schemas.microsoft.com/office/drawing/2016/ink" xmlns:am3d="http://schemas.microsoft.com/office/drawing/2017/model3d" xmlns:o="urn:schemas-microsoft-com:office:office" xmlns:oel="http://schemas.microsoft.com/office/2019/extlst" xmlns:r="http://schemas.openxmlformats.org/officeDocument/2006/relationships" xmlns:m="http://schemas.openxmlformats.org/officeDocument/2006/math" xmlns:v="urn:schemas-microsoft-com:vml" xmlns:wp14="http://schemas.microsoft.com/office/word/2010/wordprocessingDrawing" xmlns:wp="http://schemas.openxmlformats.org/drawingml/2006/wordprocessingDrawing" xmlns:w10="urn:schemas-microsoft-com:office:word" xmlns:w="http://schemas.openxmlformats.org/wordprocessingml/2006/main" xmlns:w14="http://schemas.microsoft.com/office/word/2010/wordml" xmlns:w15="http://schemas.microsoft.com/office/word/2012/wordml" xmlns:w16cei="http://schemas.microsoft.com/office/word/2026/wordml/cei" xmlns:w16cex="http://schemas.microsoft.com/office/word/2018/wordml/cex" xmlns:w16cid="http://schemas.microsoft.com/office/word/2016/wordml/cid" xmlns:w16="http://schemas.microsoft.com/office/word/2018/wordml" xmlns:w16du="http://schemas.microsoft.com/office/word/2023/wordml/word16du" xmlns:w16sdtdh="http://schemas.microsoft.com/office/word/2020/wordml/sdtdatahash" xmlns:w16sdtfl="http://schemas.microsoft.com/office/word/2024/wordml/sdtformatlock" xmlns:w16se="http://schemas.microsoft.com/office/word/2015/wordml/symex" xmlns:wpg="http://schemas.microsoft.com/office/word/2010/wordprocessingGroup" xmlns:wpi="http://schemas.microsoft.com/office/word/2010/wordprocessingInk" xmlns:wne="http://schemas.microsoft.com/office/word/2006/wordml" xmlns:wps="http://schemas.microsoft.com/office/word/2010/wordprocessingShape" mc:Ignorable="w14 w15 w16se w16cid w16 w16cex w16sdtdh w16sdtfl w16du wp14">
+<w:document xmlns:wpc="http://schemas.microsoft.com/office/word/2010/wordprocessingCanvas" xmlns:cx="http://schemas.microsoft.com/office/drawing/2014/chartex" xmlns:cx1="http://schemas.microsoft.com/office/drawing/2015/9/8/chartex" xmlns:cx2="http://schemas.microsoft.com/office/drawing/2015/10/21/chartex" xmlns:cx3="http://schemas.microsoft.com/office/drawing/2016/5/9/chartex" xmlns:cx4="http://schemas.microsoft.com/office/drawing/2016/5/10/chartex" xmlns:cx5="http://schemas.microsoft.com/office/drawing/2016/5/11/chartex" xmlns:cx6="http://schemas.microsoft.com/office/drawing/2016/5/12/chartex" xmlns:cx7="http://schemas.microsoft.com/office/drawing/2016/5/13/chartex" xmlns:cx8="http://schemas.microsoft.com/office/drawing/2016/5/14/chartex" xmlns:mc="http://schemas.openxmlformats.org/markup-compatibility/2006" xmlns:aink="http://schemas.microsoft.com/office/drawing/2016/ink" xmlns:am3d="http://schemas.microsoft.com/office/drawing/2017/model3d" xmlns:o="urn:schemas-microsoft-com:office:office" xmlns:oel="http://schemas.microsoft.com/office/2019/extlst" xmlns:r="http://schemas.openxmlformats.org/officeDocument/2006/relationships" xmlns:m="http://schemas.openxmlformats.org/officeDocument/2006/math" xmlns:v="urn:schemas-microsoft-com:vml" xmlns:wp14="http://schemas.microsoft.com/office/word/2010/wordprocessingDrawing" xmlns:wp="http://schemas.openxmlformats.org/drawingml/2006/wordprocessingDrawing" xmlns:w10="urn:schemas-microsoft-com:office:word" xmlns:w="http://schemas.openxmlformats.org/wordprocessingml/2006/main" xmlns:w14="http://schemas.microsoft.com/office/word/2010/wordml" xmlns:w15="http://schemas.microsoft.com/office/word/2012/wordml" xmlns:w16cex="http://schemas.microsoft.com/office/word/2018/wordml/cex" xmlns:w16cid="http://schemas.microsoft.com/office/word/2016/wordml/cid" xmlns:w16="http://schemas.microsoft.com/office/word/2018/wordml" xmlns:w16du="http://schemas.microsoft.com/office/word/2023/wordml/word16du" xmlns:w16sdtdh="http://schemas.microsoft.com/office/word/2020/wordml/sdtdatahash" xmlns:w16sdtfl="http://schemas.microsoft.com/office/word/2024/wordml/sdtformatlock" xmlns:w16se="http://schemas.microsoft.com/office/word/2015/wordml/symex" xmlns:wpg="http://schemas.microsoft.com/office/word/2010/wordprocessingGroup" xmlns:wpi="http://schemas.microsoft.com/office/word/2010/wordprocessingInk" xmlns:wne="http://schemas.microsoft.com/office/word/2006/wordml" xmlns:wps="http://schemas.microsoft.com/office/word/2010/wordprocessingShape" mc:Ignorable="w14 w15 w16se w16cid w16 w16cex w16sdtdh w16sdtfl w16du wp14">
   <w:body>
     <w:p>
       <w:pPr>
@@ -18,7 +18,7 @@
         <w:rPr>
           <w:rFonts w:ascii="Calibri" w:eastAsia="Times New Roman" w:hAnsi="Calibri" w:cs="Calibri"/>
         </w:rPr>
-        <w:t xml:space="preserve">Which controls fix which problems, what goes wrong when we leave them out, and what new problems appear when a control is too closely tied to the policy variable. If you can explain each bullet in your own words and work the bias calculation, you understand the unit.</w:t>
+        <w:t>Which controls fix which problems, what goes wrong when we leave them out, and what new problems appear when a control is too closely tied to the policy variable. If you can explain each bullet in your own words and work the bias calculation, you understand the unit.</w:t>
       </w:r>
     </w:p>
     <w:tbl>
@@ -97,7 +97,7 @@
                 <w:sz w:val="18"/>
                 <w:szCs w:val="18"/>
               </w:rPr>
-              <w:t xml:space="preserve">Full model:</w:t>
+              <w:t>Full model:</w:t>
             </w:r>
             <w:r>
               <w:rPr>
@@ -116,7 +116,7 @@
                 <w:sz w:val="18"/>
                 <w:szCs w:val="18"/>
               </w:rPr>
-              <w:t xml:space="preserve">Y = β₀ + β₁X₁ + β₂X₂ + β₃X₃ + ε</w:t>
+              <w:t>Y = β₀ + β₁X₁ + β₂X₂ + β₃X₃ + ε</w:t>
             </w:r>
           </w:p>
           <w:p>
@@ -132,7 +132,7 @@
                 <w:sz w:val="18"/>
                 <w:szCs w:val="18"/>
               </w:rPr>
-              <w:t xml:space="preserve">Naïve model:</w:t>
+              <w:t>Naïve model:</w:t>
             </w:r>
             <w:r>
               <w:rPr>
@@ -151,7 +151,7 @@
                 <w:sz w:val="18"/>
                 <w:szCs w:val="18"/>
               </w:rPr>
-              <w:t xml:space="preserve">Y = b₀ + b₁X₁ + e</w:t>
+              <w:t>Y = b₀ + b₁X₁ + e</w:t>
             </w:r>
             <w:r>
               <w:rPr>
@@ -176,7 +176,7 @@
                 <w:sz w:val="18"/>
                 <w:szCs w:val="18"/>
               </w:rPr>
-              <w:t xml:space="preserve">Auxiliary model:</w:t>
+              <w:t>Auxiliary model:</w:t>
             </w:r>
             <w:r>
               <w:rPr>
@@ -195,7 +195,7 @@
                 <w:sz w:val="18"/>
                 <w:szCs w:val="18"/>
               </w:rPr>
-              <w:t xml:space="preserve">X₂ = α₀ + α₁X₁ + ε₂</w:t>
+              <w:t>X₂ = α₀ + α₁X₁ + ε₂</w:t>
             </w:r>
             <w:r>
               <w:rPr>
@@ -220,7 +220,7 @@
                 <w:sz w:val="18"/>
                 <w:szCs w:val="18"/>
               </w:rPr>
-              <w:t xml:space="preserve">SE of the slope</w:t>
+              <w:t>SE of the slope</w:t>
             </w:r>
             <w:r>
               <w:rPr>
@@ -239,7 +239,7 @@
                 <w:sz w:val="18"/>
                 <w:szCs w:val="18"/>
               </w:rPr>
-              <w:t xml:space="preserve">residual / (n · var(X₁))</w:t>
+              <w:t>residual / (n · var(X₁))</w:t>
             </w:r>
           </w:p>
         </w:tc>
@@ -273,7 +273,7 @@
                 <w:sz w:val="18"/>
                 <w:szCs w:val="18"/>
               </w:rPr>
-              <w:t xml:space="preserve">Naïve slope</w:t>
+              <w:t>Naïve slope</w:t>
             </w:r>
             <w:r>
               <w:rPr>
@@ -292,7 +292,7 @@
                 <w:sz w:val="18"/>
                 <w:szCs w:val="18"/>
               </w:rPr>
-              <w:t xml:space="preserve">b₁ = β₁ + α₁β₂</w:t>
+              <w:t>b₁ = β₁ + α₁β₂</w:t>
             </w:r>
           </w:p>
           <w:p>
@@ -308,7 +308,7 @@
                 <w:sz w:val="18"/>
                 <w:szCs w:val="18"/>
               </w:rPr>
-              <w:t xml:space="preserve">Omitted variable bias</w:t>
+              <w:t>Omitted variable bias</w:t>
             </w:r>
             <w:r>
               <w:rPr>
@@ -327,7 +327,7 @@
                 <w:sz w:val="18"/>
                 <w:szCs w:val="18"/>
               </w:rPr>
-              <w:t xml:space="preserve">α₁ × β₂</w:t>
+              <w:t>α₁ × β₂</w:t>
             </w:r>
             <w:r>
               <w:rPr>
@@ -352,7 +352,7 @@
                 <w:sz w:val="18"/>
                 <w:szCs w:val="18"/>
               </w:rPr>
-              <w:t xml:space="preserve">Direction of bias</w:t>
+              <w:t>Direction of bias</w:t>
             </w:r>
             <w:r>
               <w:rPr>
@@ -377,7 +377,7 @@
                 <w:sz w:val="18"/>
                 <w:szCs w:val="18"/>
               </w:rPr>
-              <w:t xml:space="preserve">Variance inflation:</w:t>
+              <w:t>Variance inflation:</w:t>
             </w:r>
             <w:r>
               <w:rPr>
@@ -396,7 +396,7 @@
                 <w:sz w:val="18"/>
                 <w:szCs w:val="18"/>
               </w:rPr>
-              <w:t xml:space="preserve">VIF = 1 / (1 − r²₁₂)</w:t>
+              <w:t>VIF = 1 / (1 − r²₁₂)</w:t>
             </w:r>
             <w:r>
               <w:rPr>
@@ -415,7 +415,101 @@
                 <w:sz w:val="18"/>
                 <w:szCs w:val="18"/>
               </w:rPr>
-              <w:t xml:space="preserve">√VIF</w:t>
+              <w:t>√VIF</w:t>
+            </w:r>
+          </w:p>
+        </w:tc>
+      </w:tr>
+      <w:tr>
+        <w:tc>
+          <w:tcPr>
+            <w:tcW w:w="10512" w:type="dxa"/>
+            <w:gridSpan w:val="2"/>
+            <w:tcBorders>
+              <w:top w:val="single" w:sz="8" w:space="0" w:color="8EA9DB"/>
+              <w:left w:val="single" w:sz="8" w:space="0" w:color="8EA9DB"/>
+              <w:bottom w:val="single" w:sz="8" w:space="0" w:color="8EA9DB"/>
+              <w:right w:val="single" w:sz="8" w:space="0" w:color="8EA9DB"/>
+            </w:tcBorders>
+            <w:shd w:val="clear" w:color="auto" w:fill="EEF3FA"/>
+            <w:tcMar>
+              <w:top w:w="0" w:type="dxa"/>
+              <w:left w:w="120" w:type="dxa"/>
+              <w:bottom w:w="80" w:type="dxa"/>
+              <w:right w:w="120" w:type="dxa"/>
+            </w:tcMar>
+          </w:tcPr>
+          <w:p>
+            <w:pPr>
+              <w:pStyle w:val="NormalWeb"/>
+              <w:jc w:val="center"/>
+              <w:rPr>
+                <w:rFonts w:ascii="Calibri" w:eastAsia="Times New Roman" w:hAnsi="Calibri" w:cs="Calibri"/>
+                <w:b/>
+                <w:bCs/>
+                <w:color w:val="111111"/>
+                <w:sz w:val="18"/>
+                <w:szCs w:val="18"/>
+              </w:rPr>
+            </w:pPr>
+            <w:r>
+              <w:rPr>
+                <w:rFonts w:ascii="Calibri" w:eastAsia="Times New Roman" w:hAnsi="Calibri" w:cs="Calibri"/>
+                <w:b/>
+                <w:bCs/>
+                <w:noProof/>
+                <w:color w:val="111111"/>
+                <w:sz w:val="18"/>
+                <w:szCs w:val="18"/>
+              </w:rPr>
+              <w:drawing>
+                <wp:inline distT="0" distB="0" distL="0" distR="0" wp14:anchorId="4809DBE6" wp14:editId="7272B8B7">
+                  <wp:extent cx="4435580" cy="1157190"/>
+                  <wp:effectExtent l="0" t="0" r="0" b="0"/>
+                  <wp:docPr id="212385753" name="Picture 1"/>
+                  <wp:cNvGraphicFramePr>
+                    <a:graphicFrameLocks xmlns:a="http://schemas.openxmlformats.org/drawingml/2006/main" noChangeAspect="1"/>
+                  </wp:cNvGraphicFramePr>
+                  <a:graphic xmlns:a="http://schemas.openxmlformats.org/drawingml/2006/main">
+                    <a:graphicData uri="http://schemas.openxmlformats.org/drawingml/2006/picture">
+                      <pic:pic xmlns:pic="http://schemas.openxmlformats.org/drawingml/2006/picture">
+                        <pic:nvPicPr>
+                          <pic:cNvPr id="0" name="Picture 1"/>
+                          <pic:cNvPicPr>
+                            <a:picLocks noChangeAspect="1" noChangeArrowheads="1"/>
+                          </pic:cNvPicPr>
+                        </pic:nvPicPr>
+                        <pic:blipFill>
+                          <a:blip r:embed="rId5">
+                            <a:extLst>
+                              <a:ext uri="{28A0092B-C50C-407E-A947-70E740481C1C}">
+                                <a14:useLocalDpi xmlns:a14="http://schemas.microsoft.com/office/drawing/2010/main" val="0"/>
+                              </a:ext>
+                            </a:extLst>
+                          </a:blip>
+                          <a:srcRect/>
+                          <a:stretch>
+                            <a:fillRect/>
+                          </a:stretch>
+                        </pic:blipFill>
+                        <pic:spPr bwMode="auto">
+                          <a:xfrm>
+                            <a:off x="0" y="0"/>
+                            <a:ext cx="4511305" cy="1176946"/>
+                          </a:xfrm>
+                          <a:prstGeom prst="rect">
+                            <a:avLst/>
+                          </a:prstGeom>
+                          <a:noFill/>
+                          <a:ln>
+                            <a:noFill/>
+                          </a:ln>
+                        </pic:spPr>
+                      </pic:pic>
+                    </a:graphicData>
+                  </a:graphic>
+                </wp:inline>
+              </w:drawing>
             </w:r>
           </w:p>
         </w:tc>
@@ -423,7 +517,6 @@
     </w:tbl>
     <w:p>
       <w:pPr>
-        <w:spacing w:before="0" w:after="0"/>
         <w:sectPr>
           <w:pgSz w:w="12240" w:h="15840"/>
           <w:pgMar w:top="720" w:right="864" w:bottom="720" w:left="864" w:header="720" w:footer="720" w:gutter="0"/>
@@ -457,7 +550,7 @@
           <w:sz w:val="19"/>
           <w:szCs w:val="19"/>
         </w:rPr>
-        <w:t xml:space="preserve">A good estimate of program impact is accurate and precise.</w:t>
+        <w:t>A good estimate of program impact is accurate and precise.</w:t>
       </w:r>
       <w:r>
         <w:rPr>
@@ -486,7 +579,7 @@
           <w:sz w:val="19"/>
           <w:szCs w:val="19"/>
         </w:rPr>
-        <w:t xml:space="preserve">Every control predicts Y — that is what makes it a control.</w:t>
+        <w:t>Every control predicts Y — that is what makes it a control.</w:t>
       </w:r>
       <w:r>
         <w:rPr>
@@ -506,7 +599,7 @@
           <w:sz w:val="19"/>
           <w:szCs w:val="19"/>
         </w:rPr>
-        <w:t xml:space="preserve">policy variable</w:t>
+        <w:t>policy variable</w:t>
       </w:r>
       <w:r>
         <w:rPr>
@@ -535,7 +628,7 @@
           <w:sz w:val="19"/>
           <w:szCs w:val="19"/>
         </w:rPr>
-        <w:t xml:space="preserve">Type A: uncorrelated with X₁ (X₃).</w:t>
+        <w:t>Type A: uncorrelated with X₁ (X₃).</w:t>
       </w:r>
       <w:r>
         <w:rPr>
@@ -555,7 +648,7 @@
           <w:sz w:val="19"/>
           <w:szCs w:val="19"/>
         </w:rPr>
-        <w:t xml:space="preserve">slope unchanged, SE smaller</w:t>
+        <w:t>slope unchanged, SE smaller</w:t>
       </w:r>
       <w:r>
         <w:rPr>
@@ -575,7 +668,7 @@
           <w:sz w:val="19"/>
           <w:szCs w:val="19"/>
         </w:rPr>
-        <w:t xml:space="preserve">precision (power)</w:t>
+        <w:t>precision (power)</w:t>
       </w:r>
       <w:r>
         <w:rPr>
@@ -585,6 +678,66 @@
           <w:szCs w:val="19"/>
         </w:rPr>
         <w:t xml:space="preserve"> almost for free.</w:t>
+      </w:r>
+      <w:r>
+        <w:rPr>
+          <w:rFonts w:ascii="Calibri" w:eastAsia="Times New Roman" w:hAnsi="Calibri" w:cs="Calibri"/>
+          <w:color w:val="222222"/>
+          <w:sz w:val="19"/>
+          <w:szCs w:val="19"/>
+        </w:rPr>
+        <w:br/>
+        <w:t xml:space="preserve">               </w:t>
+      </w:r>
+      <w:r>
+        <w:drawing>
+          <wp:inline distT="0" distB="0" distL="0" distR="0" wp14:anchorId="1B2BCB00" wp14:editId="0C521082">
+            <wp:extent cx="1987827" cy="1082261"/>
+            <wp:effectExtent l="0" t="0" r="0" b="0"/>
+            <wp:docPr id="778831695" name="Picture 3"/>
+            <wp:cNvGraphicFramePr>
+              <a:graphicFrameLocks xmlns:a="http://schemas.openxmlformats.org/drawingml/2006/main" noChangeAspect="1"/>
+            </wp:cNvGraphicFramePr>
+            <a:graphic xmlns:a="http://schemas.openxmlformats.org/drawingml/2006/main">
+              <a:graphicData uri="http://schemas.openxmlformats.org/drawingml/2006/picture">
+                <pic:pic xmlns:pic="http://schemas.openxmlformats.org/drawingml/2006/picture">
+                  <pic:nvPicPr>
+                    <pic:cNvPr id="0" name="Picture 3"/>
+                    <pic:cNvPicPr>
+                      <a:picLocks noChangeAspect="1" noChangeArrowheads="1"/>
+                    </pic:cNvPicPr>
+                  </pic:nvPicPr>
+                  <pic:blipFill>
+                    <a:blip r:embed="rId6">
+                      <a:extLst>
+                        <a:ext uri="{28A0092B-C50C-407E-A947-70E740481C1C}">
+                          <a14:useLocalDpi xmlns:a14="http://schemas.microsoft.com/office/drawing/2010/main" val="0"/>
+                        </a:ext>
+                      </a:extLst>
+                    </a:blip>
+                    <a:srcRect/>
+                    <a:stretch>
+                      <a:fillRect/>
+                    </a:stretch>
+                  </pic:blipFill>
+                  <pic:spPr bwMode="auto">
+                    <a:xfrm>
+                      <a:off x="0" y="0"/>
+                      <a:ext cx="2008179" cy="1093341"/>
+                    </a:xfrm>
+                    <a:prstGeom prst="rect">
+                      <a:avLst/>
+                    </a:prstGeom>
+                    <a:noFill/>
+                    <a:ln>
+                      <a:noFill/>
+                    </a:ln>
+                  </pic:spPr>
+                </pic:pic>
+              </a:graphicData>
+            </a:graphic>
+          </wp:inline>
+        </w:drawing>
       </w:r>
     </w:p>
     <w:p>
@@ -604,7 +757,7 @@
           <w:sz w:val="19"/>
           <w:szCs w:val="19"/>
         </w:rPr>
-        <w:t xml:space="preserve">Type B: correlated with X₁ (X₂).</w:t>
+        <w:t>Type B: correlated with X₁ (X₂).</w:t>
       </w:r>
       <w:r>
         <w:rPr>
@@ -624,7 +777,7 @@
           <w:sz w:val="19"/>
           <w:szCs w:val="19"/>
         </w:rPr>
-        <w:t xml:space="preserve">slope changes, bias removed, SE usually larger</w:t>
+        <w:t>slope changes, bias removed, SE usually larger</w:t>
       </w:r>
       <w:r>
         <w:rPr>
@@ -644,7 +797,7 @@
           <w:sz w:val="19"/>
           <w:szCs w:val="19"/>
         </w:rPr>
-        <w:t xml:space="preserve">accuracy</w:t>
+        <w:t>accuracy</w:t>
       </w:r>
       <w:r>
         <w:rPr>
@@ -653,7 +806,67 @@
           <w:sz w:val="19"/>
           <w:szCs w:val="19"/>
         </w:rPr>
-        <w:t xml:space="preserve">.</w:t>
+        <w:t>.</w:t>
+      </w:r>
+      <w:r>
+        <w:rPr>
+          <w:rFonts w:ascii="Calibri" w:eastAsia="Times New Roman" w:hAnsi="Calibri" w:cs="Calibri"/>
+          <w:color w:val="222222"/>
+          <w:sz w:val="19"/>
+          <w:szCs w:val="19"/>
+        </w:rPr>
+        <w:br/>
+        <w:t xml:space="preserve">                 </w:t>
+      </w:r>
+      <w:r>
+        <w:drawing>
+          <wp:inline distT="0" distB="0" distL="0" distR="0" wp14:anchorId="75CD90CB" wp14:editId="6106322B">
+            <wp:extent cx="2067340" cy="870826"/>
+            <wp:effectExtent l="0" t="0" r="0" b="0"/>
+            <wp:docPr id="869894151" name="Picture 4"/>
+            <wp:cNvGraphicFramePr>
+              <a:graphicFrameLocks xmlns:a="http://schemas.openxmlformats.org/drawingml/2006/main" noChangeAspect="1"/>
+            </wp:cNvGraphicFramePr>
+            <a:graphic xmlns:a="http://schemas.openxmlformats.org/drawingml/2006/main">
+              <a:graphicData uri="http://schemas.openxmlformats.org/drawingml/2006/picture">
+                <pic:pic xmlns:pic="http://schemas.openxmlformats.org/drawingml/2006/picture">
+                  <pic:nvPicPr>
+                    <pic:cNvPr id="0" name="Picture 4"/>
+                    <pic:cNvPicPr>
+                      <a:picLocks noChangeAspect="1" noChangeArrowheads="1"/>
+                    </pic:cNvPicPr>
+                  </pic:nvPicPr>
+                  <pic:blipFill>
+                    <a:blip r:embed="rId7">
+                      <a:extLst>
+                        <a:ext uri="{28A0092B-C50C-407E-A947-70E740481C1C}">
+                          <a14:useLocalDpi xmlns:a14="http://schemas.microsoft.com/office/drawing/2010/main" val="0"/>
+                        </a:ext>
+                      </a:extLst>
+                    </a:blip>
+                    <a:srcRect/>
+                    <a:stretch>
+                      <a:fillRect/>
+                    </a:stretch>
+                  </pic:blipFill>
+                  <pic:spPr bwMode="auto">
+                    <a:xfrm>
+                      <a:off x="0" y="0"/>
+                      <a:ext cx="2079401" cy="875906"/>
+                    </a:xfrm>
+                    <a:prstGeom prst="rect">
+                      <a:avLst/>
+                    </a:prstGeom>
+                    <a:noFill/>
+                    <a:ln>
+                      <a:noFill/>
+                    </a:ln>
+                  </pic:spPr>
+                </pic:pic>
+              </a:graphicData>
+            </a:graphic>
+          </wp:inline>
+        </w:drawing>
       </w:r>
     </w:p>
     <w:p>
@@ -673,7 +886,7 @@
           <w:sz w:val="19"/>
           <w:szCs w:val="19"/>
         </w:rPr>
-        <w:t xml:space="preserve">Precision is a technical fix; accuracy is a claim about the world.</w:t>
+        <w:t>Precision is a technical fix; accuracy is a claim about the world.</w:t>
       </w:r>
       <w:r>
         <w:rPr>
@@ -699,7 +912,7 @@
           <w:sz w:val="18"/>
           <w:szCs w:val="18"/>
         </w:rPr>
-        <w:t xml:space="preserve">Which control fixes which problem</w:t>
+        <w:t>Which control fixes which problem</w:t>
       </w:r>
     </w:p>
     <w:tbl>
@@ -757,7 +970,7 @@
                 <w:sz w:val="17"/>
                 <w:szCs w:val="17"/>
               </w:rPr>
-              <w:t xml:space="preserve">Control</w:t>
+              <w:t>Control</w:t>
             </w:r>
           </w:p>
         </w:tc>
@@ -793,7 +1006,7 @@
                 <w:sz w:val="17"/>
                 <w:szCs w:val="17"/>
               </w:rPr>
-              <w:t xml:space="preserve">Corr. with X₁?</w:t>
+              <w:t>Corr. with X₁?</w:t>
             </w:r>
           </w:p>
         </w:tc>
@@ -829,7 +1042,7 @@
                 <w:sz w:val="17"/>
                 <w:szCs w:val="17"/>
               </w:rPr>
-              <w:t xml:space="preserve">Fixes</w:t>
+              <w:t>Fixes</w:t>
             </w:r>
           </w:p>
         </w:tc>
@@ -865,7 +1078,7 @@
                 <w:sz w:val="17"/>
                 <w:szCs w:val="17"/>
               </w:rPr>
-              <w:t xml:space="preserve">Slope b₁</w:t>
+              <w:t>Slope b₁</w:t>
             </w:r>
           </w:p>
         </w:tc>
@@ -901,7 +1114,7 @@
                 <w:sz w:val="17"/>
                 <w:szCs w:val="17"/>
               </w:rPr>
-              <w:t xml:space="preserve">SE of b₁</w:t>
+              <w:t>SE of b₁</w:t>
             </w:r>
           </w:p>
         </w:tc>
@@ -939,7 +1152,7 @@
                 <w:sz w:val="18"/>
                 <w:szCs w:val="18"/>
               </w:rPr>
-              <w:t xml:space="preserve">Type A: predicts Y</w:t>
+              <w:t>Type A: predicts Y</w:t>
             </w:r>
           </w:p>
         </w:tc>
@@ -972,7 +1185,7 @@
                 <w:sz w:val="18"/>
                 <w:szCs w:val="18"/>
               </w:rPr>
-              <w:t xml:space="preserve">no</w:t>
+              <w:t>no</w:t>
             </w:r>
           </w:p>
         </w:tc>
@@ -1005,7 +1218,7 @@
                 <w:sz w:val="18"/>
                 <w:szCs w:val="18"/>
               </w:rPr>
-              <w:t xml:space="preserve">power (precision)</w:t>
+              <w:t>power (precision)</w:t>
             </w:r>
           </w:p>
         </w:tc>
@@ -1038,7 +1251,7 @@
                 <w:sz w:val="18"/>
                 <w:szCs w:val="18"/>
               </w:rPr>
-              <w:t xml:space="preserve">unchanged</w:t>
+              <w:t>unchanged</w:t>
             </w:r>
           </w:p>
         </w:tc>
@@ -1071,7 +1284,7 @@
                 <w:sz w:val="18"/>
                 <w:szCs w:val="18"/>
               </w:rPr>
-              <w:t xml:space="preserve">smaller</w:t>
+              <w:t>smaller</w:t>
             </w:r>
           </w:p>
         </w:tc>
@@ -1109,7 +1322,7 @@
                 <w:sz w:val="18"/>
                 <w:szCs w:val="18"/>
               </w:rPr>
-              <w:t xml:space="preserve">Type B: predicts Y</w:t>
+              <w:t>Type B: predicts Y</w:t>
             </w:r>
           </w:p>
         </w:tc>
@@ -1142,7 +1355,7 @@
                 <w:sz w:val="18"/>
                 <w:szCs w:val="18"/>
               </w:rPr>
-              <w:t xml:space="preserve">yes</w:t>
+              <w:t>yes</w:t>
             </w:r>
           </w:p>
         </w:tc>
@@ -1175,7 +1388,7 @@
                 <w:sz w:val="18"/>
                 <w:szCs w:val="18"/>
               </w:rPr>
-              <w:t xml:space="preserve">bias (accuracy)</w:t>
+              <w:t>bias (accuracy)</w:t>
             </w:r>
           </w:p>
         </w:tc>
@@ -1208,7 +1421,7 @@
                 <w:sz w:val="18"/>
                 <w:szCs w:val="18"/>
               </w:rPr>
-              <w:t xml:space="preserve">moves toward β₁</w:t>
+              <w:t>moves toward β₁</w:t>
             </w:r>
           </w:p>
         </w:tc>
@@ -1241,7 +1454,7 @@
                 <w:sz w:val="18"/>
                 <w:szCs w:val="18"/>
               </w:rPr>
-              <w:t xml:space="preserve">usually larger</w:t>
+              <w:t>usually larger</w:t>
             </w:r>
           </w:p>
         </w:tc>
@@ -1279,7 +1492,7 @@
                 <w:sz w:val="18"/>
                 <w:szCs w:val="18"/>
               </w:rPr>
-              <w:t xml:space="preserve">Related to X₁ but not Y</w:t>
+              <w:t>Related to X₁ but not Y</w:t>
             </w:r>
           </w:p>
         </w:tc>
@@ -1312,7 +1525,7 @@
                 <w:sz w:val="18"/>
                 <w:szCs w:val="18"/>
               </w:rPr>
-              <w:t xml:space="preserve">yes</w:t>
+              <w:t>yes</w:t>
             </w:r>
           </w:p>
         </w:tc>
@@ -1345,7 +1558,7 @@
                 <w:sz w:val="18"/>
                 <w:szCs w:val="18"/>
               </w:rPr>
-              <w:t xml:space="preserve">nothing</w:t>
+              <w:t>nothing</w:t>
             </w:r>
           </w:p>
         </w:tc>
@@ -1378,7 +1591,7 @@
                 <w:sz w:val="18"/>
                 <w:szCs w:val="18"/>
               </w:rPr>
-              <w:t xml:space="preserve">unchanged</w:t>
+              <w:t>unchanged</w:t>
             </w:r>
           </w:p>
         </w:tc>
@@ -1411,7 +1624,7 @@
                 <w:sz w:val="18"/>
                 <w:szCs w:val="18"/>
               </w:rPr>
-              <w:t xml:space="preserve">larger (pure cost)</w:t>
+              <w:t>larger (pure cost)</w:t>
             </w:r>
           </w:p>
         </w:tc>
@@ -1448,7 +1661,7 @@
                 <w:sz w:val="18"/>
                 <w:szCs w:val="18"/>
               </w:rPr>
-              <w:t xml:space="preserve">Related to neither</w:t>
+              <w:t>Related to neither</w:t>
             </w:r>
           </w:p>
         </w:tc>
@@ -1480,7 +1693,7 @@
                 <w:sz w:val="18"/>
                 <w:szCs w:val="18"/>
               </w:rPr>
-              <w:t xml:space="preserve">no</w:t>
+              <w:t>no</w:t>
             </w:r>
           </w:p>
         </w:tc>
@@ -1512,7 +1725,7 @@
                 <w:sz w:val="18"/>
                 <w:szCs w:val="18"/>
               </w:rPr>
-              <w:t xml:space="preserve">nothing</w:t>
+              <w:t>nothing</w:t>
             </w:r>
           </w:p>
         </w:tc>
@@ -1544,7 +1757,7 @@
                 <w:sz w:val="18"/>
                 <w:szCs w:val="18"/>
               </w:rPr>
-              <w:t xml:space="preserve">unchanged</w:t>
+              <w:t>unchanged</w:t>
             </w:r>
           </w:p>
         </w:tc>
@@ -1576,7 +1789,7 @@
                 <w:sz w:val="18"/>
                 <w:szCs w:val="18"/>
               </w:rPr>
-              <w:t xml:space="preserve">≈ unchanged</w:t>
+              <w:t>≈ unchanged</w:t>
             </w:r>
           </w:p>
         </w:tc>
@@ -1668,7 +1881,7 @@
                 <w:sz w:val="17"/>
                 <w:szCs w:val="17"/>
               </w:rPr>
-              <w:t xml:space="preserve">X₃ included</w:t>
+              <w:t>X₃ included</w:t>
             </w:r>
           </w:p>
         </w:tc>
@@ -1704,7 +1917,7 @@
                 <w:sz w:val="17"/>
                 <w:szCs w:val="17"/>
               </w:rPr>
-              <w:t xml:space="preserve">X₃ omitted</w:t>
+              <w:t>X₃ omitted</w:t>
             </w:r>
           </w:p>
         </w:tc>
@@ -1744,7 +1957,7 @@
                 <w:sz w:val="18"/>
                 <w:szCs w:val="18"/>
               </w:rPr>
-              <w:t xml:space="preserve">X₂ included</w:t>
+              <w:t>X₂ included</w:t>
             </w:r>
           </w:p>
         </w:tc>
@@ -1779,7 +1992,7 @@
                 <w:sz w:val="18"/>
                 <w:szCs w:val="18"/>
               </w:rPr>
-              <w:t xml:space="preserve">A</w:t>
+              <w:t>A</w:t>
             </w:r>
             <w:r>
               <w:rPr>
@@ -1823,7 +2036,7 @@
                 <w:sz w:val="18"/>
                 <w:szCs w:val="18"/>
               </w:rPr>
-              <w:t xml:space="preserve">B</w:t>
+              <w:t>B</w:t>
             </w:r>
             <w:r>
               <w:rPr>
@@ -1871,7 +2084,7 @@
                 <w:sz w:val="18"/>
                 <w:szCs w:val="18"/>
               </w:rPr>
-              <w:t xml:space="preserve">X₂ omitted</w:t>
+              <w:t>X₂ omitted</w:t>
             </w:r>
           </w:p>
         </w:tc>
@@ -1905,7 +2118,7 @@
                 <w:sz w:val="18"/>
                 <w:szCs w:val="18"/>
               </w:rPr>
-              <w:t xml:space="preserve">C</w:t>
+              <w:t>C</w:t>
             </w:r>
             <w:r>
               <w:rPr>
@@ -1948,7 +2161,7 @@
                 <w:sz w:val="18"/>
                 <w:szCs w:val="18"/>
               </w:rPr>
-              <w:t xml:space="preserve">D</w:t>
+              <w:t>D</w:t>
             </w:r>
             <w:r>
               <w:rPr>
@@ -1980,7 +2193,7 @@
           <w:sz w:val="19"/>
           <w:szCs w:val="19"/>
         </w:rPr>
-        <w:t xml:space="preserve">A is the goal; B is honest.</w:t>
+        <w:t>A is the goal; B is honest.</w:t>
       </w:r>
       <w:r>
         <w:rPr>
@@ -2009,7 +2222,7 @@
           <w:sz w:val="19"/>
           <w:szCs w:val="19"/>
         </w:rPr>
-        <w:t xml:space="preserve">C is the dangerous cell: biased with false confidence.</w:t>
+        <w:t>C is the dangerous cell: biased with false confidence.</w:t>
       </w:r>
       <w:r>
         <w:rPr>
@@ -2029,7 +2242,7 @@
           <w:sz w:val="19"/>
           <w:szCs w:val="19"/>
         </w:rPr>
-        <w:t xml:space="preserve">D</w:t>
+        <w:t>D</w:t>
       </w:r>
       <w:r>
         <w:rPr>
@@ -2039,6 +2252,59 @@
           <w:szCs w:val="19"/>
         </w:rPr>
         <w:t xml:space="preserve"> is also biased, but at least it advertises its uncertainty.</w:t>
+      </w:r>
+      <w:r>
+        <w:t xml:space="preserve"> </w:t>
+      </w:r>
+      <w:r>
+        <w:drawing>
+          <wp:inline distT="0" distB="0" distL="0" distR="0" wp14:anchorId="1A317B9C" wp14:editId="775FD7AD">
+            <wp:extent cx="1441262" cy="1224501"/>
+            <wp:effectExtent l="0" t="0" r="6985" b="0"/>
+            <wp:docPr id="1070917002" name="Picture 5"/>
+            <wp:cNvGraphicFramePr>
+              <a:graphicFrameLocks xmlns:a="http://schemas.openxmlformats.org/drawingml/2006/main" noChangeAspect="1"/>
+            </wp:cNvGraphicFramePr>
+            <a:graphic xmlns:a="http://schemas.openxmlformats.org/drawingml/2006/main">
+              <a:graphicData uri="http://schemas.openxmlformats.org/drawingml/2006/picture">
+                <pic:pic xmlns:pic="http://schemas.openxmlformats.org/drawingml/2006/picture">
+                  <pic:nvPicPr>
+                    <pic:cNvPr id="0" name="Picture 5"/>
+                    <pic:cNvPicPr>
+                      <a:picLocks noChangeAspect="1" noChangeArrowheads="1"/>
+                    </pic:cNvPicPr>
+                  </pic:nvPicPr>
+                  <pic:blipFill>
+                    <a:blip r:embed="rId8">
+                      <a:extLst>
+                        <a:ext uri="{28A0092B-C50C-407E-A947-70E740481C1C}">
+                          <a14:useLocalDpi xmlns:a14="http://schemas.microsoft.com/office/drawing/2010/main" val="0"/>
+                        </a:ext>
+                      </a:extLst>
+                    </a:blip>
+                    <a:srcRect/>
+                    <a:stretch>
+                      <a:fillRect/>
+                    </a:stretch>
+                  </pic:blipFill>
+                  <pic:spPr bwMode="auto">
+                    <a:xfrm>
+                      <a:off x="0" y="0"/>
+                      <a:ext cx="1457637" cy="1238413"/>
+                    </a:xfrm>
+                    <a:prstGeom prst="rect">
+                      <a:avLst/>
+                    </a:prstGeom>
+                    <a:noFill/>
+                    <a:ln>
+                      <a:noFill/>
+                    </a:ln>
+                  </pic:spPr>
+                </pic:pic>
+              </a:graphicData>
+            </a:graphic>
+          </wp:inline>
+        </w:drawing>
       </w:r>
     </w:p>
     <w:p>
@@ -2058,7 +2324,36 @@
           <w:sz w:val="19"/>
           <w:szCs w:val="19"/>
         </w:rPr>
-        <w:t xml:space="preserve">Adding noise-reducing controls to a mis-specified model makes it look better without making it better.</w:t>
+        <w:t>Adding noise-reducing controls to a mis-specified model makes it look better without making it better.</w:t>
+      </w:r>
+      <w:r>
+        <w:rPr>
+          <w:rFonts w:ascii="Calibri" w:eastAsia="Times New Roman" w:hAnsi="Calibri" w:cs="Calibri"/>
+          <w:b/>
+          <w:bCs/>
+          <w:color w:val="111111"/>
+          <w:sz w:val="19"/>
+          <w:szCs w:val="19"/>
+        </w:rPr>
+        <w:t xml:space="preserve"> </w:t>
+      </w:r>
+      <w:r>
+        <w:rPr>
+          <w:rFonts w:ascii="Calibri" w:eastAsia="Times New Roman" w:hAnsi="Calibri" w:cs="Calibri"/>
+          <w:color w:val="111111"/>
+          <w:sz w:val="19"/>
+          <w:szCs w:val="19"/>
+        </w:rPr>
+        <w:t xml:space="preserve">Power (precision) should be a secondary consideration to bias (accuracy). </w:t>
+      </w:r>
+      <w:r>
+        <w:rPr>
+          <w:rFonts w:ascii="Calibri" w:eastAsia="Times New Roman" w:hAnsi="Calibri" w:cs="Calibri"/>
+          <w:color w:val="111111"/>
+          <w:sz w:val="19"/>
+          <w:szCs w:val="19"/>
+        </w:rPr>
+        <w:t xml:space="preserve"> </w:t>
       </w:r>
     </w:p>
     <w:p>
@@ -2066,6 +2361,7 @@
         <w:pStyle w:val="Heading2"/>
       </w:pPr>
       <w:r>
+        <w:lastRenderedPageBreak/>
         <w:t>03 · Omitted Variable Bias: Direction and Size</w:t>
       </w:r>
     </w:p>
@@ -2086,7 +2382,7 @@
           <w:sz w:val="19"/>
           <w:szCs w:val="19"/>
         </w:rPr>
-        <w:t xml:space="preserve">Greek = truth, Latin = our guess.</w:t>
+        <w:t>Greek = truth, Latin = our guess.</w:t>
       </w:r>
       <w:r>
         <w:rPr>
@@ -2115,7 +2411,7 @@
           <w:sz w:val="19"/>
           <w:szCs w:val="19"/>
         </w:rPr>
-        <w:t xml:space="preserve">Bias is the indirect effect.</w:t>
+        <w:t>Bias is the indirect effect.</w:t>
       </w:r>
       <w:r>
         <w:rPr>
@@ -2129,13 +2425,17 @@
     </w:p>
     <w:p>
       <w:pPr>
+        <w:spacing w:before="80"/>
         <w:jc w:val="center"/>
-        <w:spacing w:before="80" w:after="0"/>
-      </w:pPr>
-      <w:r>
+      </w:pPr>
+      <w:r>
+        <w:rPr>
+          <w:noProof/>
+        </w:rPr>
         <w:drawing>
-          <wp:inline distT="0" distB="0" distL="0" distR="0">
+          <wp:inline distT="0" distB="0" distL="0" distR="0" wp14:anchorId="345E3126" wp14:editId="1C9057D2">
             <wp:extent cx="3108960" cy="1344168"/>
+            <wp:effectExtent l="0" t="0" r="0" b="0"/>
             <wp:docPr id="1" name="OVB path diagram" descr="Path diagram: class size affects test scores directly (beta1) and indirectly through SES (alpha1 times beta2)."/>
             <wp:cNvGraphicFramePr>
               <a:graphicFrameLocks xmlns:a="http://schemas.openxmlformats.org/drawingml/2006/main" noChangeAspect="1"/>
@@ -2148,7 +2448,7 @@
                     <pic:cNvPicPr/>
                   </pic:nvPicPr>
                   <pic:blipFill>
-                    <a:blip r:embed="rId100"/>
+                    <a:blip r:embed="rId9"/>
                     <a:stretch>
                       <a:fillRect/>
                     </a:stretch>
@@ -2171,8 +2471,8 @@
     </w:p>
     <w:p>
       <w:pPr>
+        <w:spacing w:after="80"/>
         <w:jc w:val="center"/>
-        <w:spacing w:before="0" w:after="80"/>
       </w:pPr>
       <w:r>
         <w:rPr>
@@ -2183,7 +2483,7 @@
           <w:sz w:val="16"/>
           <w:szCs w:val="16"/>
         </w:rPr>
-        <w:t xml:space="preserve">Path diagram from the class-size example (Y = test scores, X₁ = class size, X₂ = SES).</w:t>
+        <w:t>Path diagram from the class-size example (Y = test scores, X₁ = class size, X₂ = SES).</w:t>
       </w:r>
     </w:p>
     <w:p>
@@ -2203,7 +2503,7 @@
           <w:sz w:val="19"/>
           <w:szCs w:val="19"/>
         </w:rPr>
-        <w:t xml:space="preserve">Bias = α₁ × β₂, so both links must be open:</w:t>
+        <w:t>Bias = α₁ × β₂, so both links must be open:</w:t>
       </w:r>
       <w:r>
         <w:rPr>
@@ -2223,7 +2523,7 @@
           <w:sz w:val="19"/>
           <w:szCs w:val="19"/>
         </w:rPr>
-        <w:t xml:space="preserve">and</w:t>
+        <w:t>and</w:t>
       </w:r>
       <w:r>
         <w:rPr>
@@ -2243,7 +2543,7 @@
           <w:sz w:val="19"/>
           <w:szCs w:val="19"/>
         </w:rPr>
-        <w:t xml:space="preserve">Size</w:t>
+        <w:t>Size</w:t>
       </w:r>
       <w:r>
         <w:rPr>
@@ -2263,7 +2563,7 @@
           <w:sz w:val="19"/>
           <w:szCs w:val="19"/>
         </w:rPr>
-        <w:t xml:space="preserve">direction</w:t>
+        <w:t>direction</w:t>
       </w:r>
       <w:r>
         <w:rPr>
@@ -2289,7 +2589,7 @@
           <w:sz w:val="18"/>
           <w:szCs w:val="18"/>
         </w:rPr>
-        <w:t xml:space="preserve">Worked example (class size → test scores, SES omitted)</w:t>
+        <w:t>Worked example (class size → test scores, SES omitted)</w:t>
       </w:r>
     </w:p>
     <w:tbl>
@@ -2344,7 +2644,7 @@
                 <w:sz w:val="17"/>
                 <w:szCs w:val="17"/>
               </w:rPr>
-              <w:t xml:space="preserve">Step</w:t>
+              <w:t>Step</w:t>
             </w:r>
           </w:p>
         </w:tc>
@@ -2380,7 +2680,7 @@
                 <w:sz w:val="17"/>
                 <w:szCs w:val="17"/>
               </w:rPr>
-              <w:t xml:space="preserve">Calculation</w:t>
+              <w:t>Calculation</w:t>
             </w:r>
           </w:p>
         </w:tc>
@@ -2418,7 +2718,7 @@
                 <w:sz w:val="18"/>
                 <w:szCs w:val="18"/>
               </w:rPr>
-              <w:t xml:space="preserve">Naïve model</w:t>
+              <w:t>Naïve model</w:t>
             </w:r>
           </w:p>
         </w:tc>
@@ -2451,7 +2751,7 @@
                 <w:sz w:val="18"/>
                 <w:szCs w:val="18"/>
               </w:rPr>
-              <w:t xml:space="preserve">b₁ = −0.433</w:t>
+              <w:t>b₁ = −0.433</w:t>
             </w:r>
           </w:p>
         </w:tc>
@@ -2489,7 +2789,7 @@
                 <w:sz w:val="18"/>
                 <w:szCs w:val="18"/>
               </w:rPr>
-              <w:t xml:space="preserve">Full model</w:t>
+              <w:t>Full model</w:t>
             </w:r>
           </w:p>
         </w:tc>
@@ -2522,7 +2822,7 @@
                 <w:sz w:val="18"/>
                 <w:szCs w:val="18"/>
               </w:rPr>
-              <w:t xml:space="preserve">β₁ = −0.377,  β₂ = 5.65  (SES → scores)</w:t>
+              <w:t>β₁ = −0.377,  β₂ = 5.65  (SES → scores)</w:t>
             </w:r>
           </w:p>
         </w:tc>
@@ -2560,7 +2860,7 @@
                 <w:sz w:val="18"/>
                 <w:szCs w:val="18"/>
               </w:rPr>
-              <w:t xml:space="preserve">Auxiliary model</w:t>
+              <w:t>Auxiliary model</w:t>
             </w:r>
           </w:p>
         </w:tc>
@@ -2593,7 +2893,7 @@
                 <w:sz w:val="18"/>
                 <w:szCs w:val="18"/>
               </w:rPr>
-              <w:t xml:space="preserve">α₁ = −0.0099  (class size → SES)</w:t>
+              <w:t>α₁ = −0.0099  (class size → SES)</w:t>
             </w:r>
           </w:p>
         </w:tc>
@@ -2634,7 +2934,7 @@
                 <w:sz w:val="18"/>
                 <w:szCs w:val="18"/>
               </w:rPr>
-              <w:t xml:space="preserve">Bias = α₁β₂</w:t>
+              <w:t>Bias = α₁β₂</w:t>
             </w:r>
           </w:p>
         </w:tc>
@@ -2670,7 +2970,7 @@
                 <w:sz w:val="18"/>
                 <w:szCs w:val="18"/>
               </w:rPr>
-              <w:t xml:space="preserve">(−0.0099)(5.65) = −0.056</w:t>
+              <w:t>(−0.0099)(5.65) = −0.056</w:t>
             </w:r>
           </w:p>
         </w:tc>
@@ -2707,7 +3007,7 @@
                 <w:sz w:val="18"/>
                 <w:szCs w:val="18"/>
               </w:rPr>
-              <w:t xml:space="preserve">Check: b₁ − β₁</w:t>
+              <w:t>Check: b₁ − β₁</w:t>
             </w:r>
           </w:p>
         </w:tc>
@@ -2739,7 +3039,7 @@
                 <w:sz w:val="18"/>
                 <w:szCs w:val="18"/>
               </w:rPr>
-              <w:t xml:space="preserve">−0.433 − (−0.377) = −0.056 ✓</w:t>
+              <w:t>−0.433 − (−0.377) = −0.056 ✓</w:t>
             </w:r>
           </w:p>
         </w:tc>
@@ -2762,7 +3062,7 @@
           <w:sz w:val="19"/>
           <w:szCs w:val="19"/>
         </w:rPr>
-        <w:t xml:space="preserve">Reading the example:</w:t>
+        <w:t>Reading the example:</w:t>
       </w:r>
       <w:r>
         <w:rPr>
@@ -2788,7 +3088,7 @@
           <w:sz w:val="18"/>
           <w:szCs w:val="18"/>
         </w:rPr>
-        <w:t xml:space="preserve">Signing the bias from the path diagram</w:t>
+        <w:t>Signing the bias from the path diagram</w:t>
       </w:r>
     </w:p>
     <w:tbl>
@@ -2845,7 +3145,7 @@
                 <w:sz w:val="17"/>
                 <w:szCs w:val="17"/>
               </w:rPr>
-              <w:t xml:space="preserve">α₁ (X₁ → X₂)</w:t>
+              <w:t>α₁ (X₁ → X₂)</w:t>
             </w:r>
           </w:p>
         </w:tc>
@@ -2881,7 +3181,7 @@
                 <w:sz w:val="17"/>
                 <w:szCs w:val="17"/>
               </w:rPr>
-              <w:t xml:space="preserve">β₂ (X₂ → Y)</w:t>
+              <w:t>β₂ (X₂ → Y)</w:t>
             </w:r>
           </w:p>
         </w:tc>
@@ -2917,7 +3217,7 @@
                 <w:sz w:val="17"/>
                 <w:szCs w:val="17"/>
               </w:rPr>
-              <w:t xml:space="preserve">Bias</w:t>
+              <w:t>Bias</w:t>
             </w:r>
           </w:p>
         </w:tc>
@@ -2953,7 +3253,7 @@
                 <w:sz w:val="17"/>
                 <w:szCs w:val="17"/>
               </w:rPr>
-              <w:t xml:space="preserve">Naïve slope b₁ is</w:t>
+              <w:t>Naïve slope b₁ is</w:t>
             </w:r>
           </w:p>
         </w:tc>
@@ -2991,7 +3291,7 @@
                 <w:sz w:val="18"/>
                 <w:szCs w:val="18"/>
               </w:rPr>
-              <w:t xml:space="preserve">+</w:t>
+              <w:t>+</w:t>
             </w:r>
           </w:p>
         </w:tc>
@@ -3024,7 +3324,7 @@
                 <w:sz w:val="18"/>
                 <w:szCs w:val="18"/>
               </w:rPr>
-              <w:t xml:space="preserve">+</w:t>
+              <w:t>+</w:t>
             </w:r>
           </w:p>
         </w:tc>
@@ -3057,7 +3357,7 @@
                 <w:sz w:val="18"/>
                 <w:szCs w:val="18"/>
               </w:rPr>
-              <w:t xml:space="preserve">+</w:t>
+              <w:t>+</w:t>
             </w:r>
           </w:p>
         </w:tc>
@@ -3090,7 +3390,7 @@
                 <w:sz w:val="18"/>
                 <w:szCs w:val="18"/>
               </w:rPr>
-              <w:t xml:space="preserve">too large</w:t>
+              <w:t>too large</w:t>
             </w:r>
           </w:p>
         </w:tc>
@@ -3128,7 +3428,7 @@
                 <w:sz w:val="18"/>
                 <w:szCs w:val="18"/>
               </w:rPr>
-              <w:t xml:space="preserve">−</w:t>
+              <w:t>−</w:t>
             </w:r>
           </w:p>
         </w:tc>
@@ -3161,7 +3461,7 @@
                 <w:sz w:val="18"/>
                 <w:szCs w:val="18"/>
               </w:rPr>
-              <w:t xml:space="preserve">−</w:t>
+              <w:t>−</w:t>
             </w:r>
           </w:p>
         </w:tc>
@@ -3194,7 +3494,7 @@
                 <w:sz w:val="18"/>
                 <w:szCs w:val="18"/>
               </w:rPr>
-              <w:t xml:space="preserve">+</w:t>
+              <w:t>+</w:t>
             </w:r>
           </w:p>
         </w:tc>
@@ -3227,7 +3527,7 @@
                 <w:sz w:val="18"/>
                 <w:szCs w:val="18"/>
               </w:rPr>
-              <w:t xml:space="preserve">too large</w:t>
+              <w:t>too large</w:t>
             </w:r>
           </w:p>
         </w:tc>
@@ -3265,7 +3565,7 @@
                 <w:sz w:val="18"/>
                 <w:szCs w:val="18"/>
               </w:rPr>
-              <w:t xml:space="preserve">+</w:t>
+              <w:t>+</w:t>
             </w:r>
           </w:p>
         </w:tc>
@@ -3298,7 +3598,7 @@
                 <w:sz w:val="18"/>
                 <w:szCs w:val="18"/>
               </w:rPr>
-              <w:t xml:space="preserve">−</w:t>
+              <w:t>−</w:t>
             </w:r>
           </w:p>
         </w:tc>
@@ -3331,7 +3631,7 @@
                 <w:sz w:val="18"/>
                 <w:szCs w:val="18"/>
               </w:rPr>
-              <w:t xml:space="preserve">−</w:t>
+              <w:t>−</w:t>
             </w:r>
           </w:p>
         </w:tc>
@@ -3364,7 +3664,7 @@
                 <w:sz w:val="18"/>
                 <w:szCs w:val="18"/>
               </w:rPr>
-              <w:t xml:space="preserve">too small</w:t>
+              <w:t>too small</w:t>
             </w:r>
           </w:p>
         </w:tc>
@@ -3401,7 +3701,7 @@
                 <w:sz w:val="18"/>
                 <w:szCs w:val="18"/>
               </w:rPr>
-              <w:t xml:space="preserve">−</w:t>
+              <w:t>−</w:t>
             </w:r>
           </w:p>
         </w:tc>
@@ -3433,7 +3733,7 @@
                 <w:sz w:val="18"/>
                 <w:szCs w:val="18"/>
               </w:rPr>
-              <w:t xml:space="preserve">+</w:t>
+              <w:t>+</w:t>
             </w:r>
           </w:p>
         </w:tc>
@@ -3465,7 +3765,7 @@
                 <w:sz w:val="18"/>
                 <w:szCs w:val="18"/>
               </w:rPr>
-              <w:t xml:space="preserve">−</w:t>
+              <w:t>−</w:t>
             </w:r>
           </w:p>
         </w:tc>
@@ -3497,7 +3797,7 @@
                 <w:sz w:val="18"/>
                 <w:szCs w:val="18"/>
               </w:rPr>
-              <w:t xml:space="preserve">too small</w:t>
+              <w:t>too small</w:t>
             </w:r>
           </w:p>
         </w:tc>
@@ -3520,7 +3820,7 @@
           <w:sz w:val="19"/>
           <w:szCs w:val="19"/>
         </w:rPr>
-        <w:t xml:space="preserve">You can sign the bias from theory without measuring X₂.</w:t>
+        <w:t>You can sign the bias from theory without measuring X₂.</w:t>
       </w:r>
       <w:r>
         <w:rPr>
@@ -3529,7 +3829,16 @@
           <w:sz w:val="19"/>
           <w:szCs w:val="19"/>
         </w:rPr>
-        <w:t xml:space="preserve"> If the naïve slope is too large, a program can look significant when it is not; if the bias works against you, the true effect is bigger than reported. With a negative effect, “too small” means </w:t>
+        <w:t xml:space="preserve"> If the naïve slope is too large, a program can look significant when it is not; if the bias works against you, the true effect is </w:t>
+      </w:r>
+      <w:r>
+        <w:rPr>
+          <w:rFonts w:ascii="Calibri" w:eastAsia="Times New Roman" w:hAnsi="Calibri" w:cs="Calibri"/>
+          <w:color w:val="222222"/>
+          <w:sz w:val="19"/>
+          <w:szCs w:val="19"/>
+        </w:rPr>
+        <w:t xml:space="preserve">bigger than reported. With a negative effect, “too small” means </w:t>
       </w:r>
       <w:r>
         <w:rPr>
@@ -3540,7 +3849,7 @@
           <w:sz w:val="19"/>
           <w:szCs w:val="19"/>
         </w:rPr>
-        <w:t xml:space="preserve">more negative</w:t>
+        <w:t>more negative</w:t>
       </w:r>
       <w:r>
         <w:rPr>
@@ -3569,7 +3878,7 @@
           <w:sz w:val="19"/>
           <w:szCs w:val="19"/>
         </w:rPr>
-        <w:t xml:space="preserve">Bias does not shrink with sample size.</w:t>
+        <w:t>Bias does not shrink with sample size.</w:t>
       </w:r>
       <w:r>
         <w:rPr>
@@ -3589,7 +3898,7 @@
           <w:sz w:val="19"/>
           <w:szCs w:val="19"/>
         </w:rPr>
-        <w:t xml:space="preserve">column</w:t>
+        <w:t>column</w:t>
       </w:r>
       <w:r>
         <w:rPr>
@@ -3609,7 +3918,7 @@
           <w:sz w:val="19"/>
           <w:szCs w:val="19"/>
         </w:rPr>
-        <w:t xml:space="preserve">row</w:t>
+        <w:t>row</w:t>
       </w:r>
       <w:r>
         <w:rPr>
@@ -3646,7 +3955,7 @@
           <w:sz w:val="19"/>
           <w:szCs w:val="19"/>
         </w:rPr>
-        <w:t xml:space="preserve">The price of fixing bias.</w:t>
+        <w:t>The price of fixing bias.</w:t>
       </w:r>
       <w:r>
         <w:rPr>
@@ -3675,7 +3984,7 @@
           <w:sz w:val="19"/>
           <w:szCs w:val="19"/>
         </w:rPr>
-        <w:t xml:space="preserve">Standard errors inflate.</w:t>
+        <w:t>Standard errors inflate.</w:t>
       </w:r>
       <w:r>
         <w:rPr>
@@ -3704,7 +4013,7 @@
           <w:sz w:val="19"/>
           <w:szCs w:val="19"/>
         </w:rPr>
-        <w:t xml:space="preserve">Slopes become unstable.</w:t>
+        <w:t>Slopes become unstable.</w:t>
       </w:r>
       <w:r>
         <w:rPr>
@@ -3733,7 +4042,7 @@
           <w:sz w:val="19"/>
           <w:szCs w:val="19"/>
         </w:rPr>
-        <w:t xml:space="preserve">Still unbiased.</w:t>
+        <w:t>Still unbiased.</w:t>
       </w:r>
       <w:r>
         <w:rPr>
@@ -3762,7 +4071,7 @@
           <w:sz w:val="19"/>
           <w:szCs w:val="19"/>
         </w:rPr>
-        <w:t xml:space="preserve">Warning signs:</w:t>
+        <w:t>Warning signs:</w:t>
       </w:r>
       <w:r>
         <w:rPr>
@@ -3791,7 +4100,7 @@
           <w:sz w:val="19"/>
           <w:szCs w:val="19"/>
         </w:rPr>
-        <w:t xml:space="preserve">Do not drop the confounder just to shrink the SE</w:t>
+        <w:t>Do not drop the confounder just to shrink the SE</w:t>
       </w:r>
       <w:r>
         <w:rPr>
@@ -3864,7 +4173,7 @@
                 <w:sz w:val="17"/>
                 <w:szCs w:val="17"/>
               </w:rPr>
-              <w:t xml:space="preserve">Situation</w:t>
+              <w:t>Situation</w:t>
             </w:r>
           </w:p>
         </w:tc>
@@ -3900,7 +4209,7 @@
                 <w:sz w:val="17"/>
                 <w:szCs w:val="17"/>
               </w:rPr>
-              <w:t xml:space="preserve">Slope b₁</w:t>
+              <w:t>Slope b₁</w:t>
             </w:r>
           </w:p>
         </w:tc>
@@ -3936,7 +4245,7 @@
                 <w:sz w:val="17"/>
                 <w:szCs w:val="17"/>
               </w:rPr>
-              <w:t xml:space="preserve">SE of b₁</w:t>
+              <w:t>SE of b₁</w:t>
             </w:r>
           </w:p>
         </w:tc>
@@ -3974,7 +4283,7 @@
                 <w:sz w:val="18"/>
                 <w:szCs w:val="18"/>
               </w:rPr>
-              <w:t xml:space="preserve">Add Type A control (uncorrelated with X₁)</w:t>
+              <w:t>Add Type A control (uncorrelated with X₁)</w:t>
             </w:r>
           </w:p>
         </w:tc>
@@ -4007,7 +4316,7 @@
                 <w:sz w:val="18"/>
                 <w:szCs w:val="18"/>
               </w:rPr>
-              <w:t xml:space="preserve">unchanged</w:t>
+              <w:t>unchanged</w:t>
             </w:r>
           </w:p>
         </w:tc>
@@ -4040,7 +4349,7 @@
                 <w:sz w:val="18"/>
                 <w:szCs w:val="18"/>
               </w:rPr>
-              <w:t xml:space="preserve">smaller</w:t>
+              <w:t>smaller</w:t>
             </w:r>
           </w:p>
         </w:tc>
@@ -4078,7 +4387,7 @@
                 <w:sz w:val="18"/>
                 <w:szCs w:val="18"/>
               </w:rPr>
-              <w:t xml:space="preserve">Add Type B control (correlated with X₁)</w:t>
+              <w:t>Add Type B control (correlated with X₁)</w:t>
             </w:r>
           </w:p>
         </w:tc>
@@ -4111,7 +4420,7 @@
                 <w:sz w:val="18"/>
                 <w:szCs w:val="18"/>
               </w:rPr>
-              <w:t xml:space="preserve">changes (bias removed)</w:t>
+              <w:t>changes (bias removed)</w:t>
             </w:r>
           </w:p>
         </w:tc>
@@ -4144,7 +4453,7 @@
                 <w:sz w:val="18"/>
                 <w:szCs w:val="18"/>
               </w:rPr>
-              <w:t xml:space="preserve">usually larger</w:t>
+              <w:t>usually larger</w:t>
             </w:r>
           </w:p>
         </w:tc>
@@ -4182,7 +4491,7 @@
                 <w:sz w:val="18"/>
                 <w:szCs w:val="18"/>
               </w:rPr>
-              <w:t xml:space="preserve">Omit Type A control</w:t>
+              <w:t>Omit Type A control</w:t>
             </w:r>
           </w:p>
         </w:tc>
@@ -4215,7 +4524,7 @@
                 <w:sz w:val="18"/>
                 <w:szCs w:val="18"/>
               </w:rPr>
-              <w:t xml:space="preserve">unbiased</w:t>
+              <w:t>unbiased</w:t>
             </w:r>
           </w:p>
         </w:tc>
@@ -4248,7 +4557,7 @@
                 <w:sz w:val="18"/>
                 <w:szCs w:val="18"/>
               </w:rPr>
-              <w:t xml:space="preserve">larger</w:t>
+              <w:t>larger</w:t>
             </w:r>
           </w:p>
         </w:tc>
@@ -4286,7 +4595,7 @@
                 <w:sz w:val="18"/>
                 <w:szCs w:val="18"/>
               </w:rPr>
-              <w:t xml:space="preserve">Omit Type B control</w:t>
+              <w:t>Omit Type B control</w:t>
             </w:r>
           </w:p>
         </w:tc>
@@ -4319,7 +4628,7 @@
                 <w:sz w:val="18"/>
                 <w:szCs w:val="18"/>
               </w:rPr>
-              <w:t xml:space="preserve">biased by α₁β₂</w:t>
+              <w:t>biased by α₁β₂</w:t>
             </w:r>
           </w:p>
         </w:tc>
@@ -4352,7 +4661,7 @@
                 <w:sz w:val="18"/>
                 <w:szCs w:val="18"/>
               </w:rPr>
-              <w:t xml:space="preserve">often smaller (false confidence)</w:t>
+              <w:t>often smaller (false confidence)</w:t>
             </w:r>
           </w:p>
         </w:tc>
@@ -4390,7 +4699,7 @@
                 <w:sz w:val="18"/>
                 <w:szCs w:val="18"/>
               </w:rPr>
-              <w:t xml:space="preserve">Control very highly correlated with X₁</w:t>
+              <w:t>Control very highly correlated with X₁</w:t>
             </w:r>
           </w:p>
         </w:tc>
@@ -4423,7 +4732,7 @@
                 <w:sz w:val="18"/>
                 <w:szCs w:val="18"/>
               </w:rPr>
-              <w:t xml:space="preserve">unbiased but unstable</w:t>
+              <w:t>unbiased but unstable</w:t>
             </w:r>
           </w:p>
         </w:tc>
@@ -4456,7 +4765,7 @@
                 <w:sz w:val="18"/>
                 <w:szCs w:val="18"/>
               </w:rPr>
-              <w:t xml:space="preserve">much larger (× √VIF)</w:t>
+              <w:t>much larger (× √VIF)</w:t>
             </w:r>
           </w:p>
         </w:tc>
@@ -4494,7 +4803,7 @@
                 <w:sz w:val="18"/>
                 <w:szCs w:val="18"/>
               </w:rPr>
-              <w:t xml:space="preserve">Control related to X₁ but not Y</w:t>
+              <w:t>Control related to X₁ but not Y</w:t>
             </w:r>
           </w:p>
         </w:tc>
@@ -4527,7 +4836,7 @@
                 <w:sz w:val="18"/>
                 <w:szCs w:val="18"/>
               </w:rPr>
-              <w:t xml:space="preserve">unchanged</w:t>
+              <w:t>unchanged</w:t>
             </w:r>
           </w:p>
         </w:tc>
@@ -4560,7 +4869,7 @@
                 <w:sz w:val="18"/>
                 <w:szCs w:val="18"/>
               </w:rPr>
-              <w:t xml:space="preserve">larger (pure cost)</w:t>
+              <w:t>larger (pure cost)</w:t>
             </w:r>
           </w:p>
         </w:tc>
@@ -4597,7 +4906,7 @@
                 <w:sz w:val="18"/>
                 <w:szCs w:val="18"/>
               </w:rPr>
-              <w:t xml:space="preserve">Randomized X₁</w:t>
+              <w:t>Randomized X₁</w:t>
             </w:r>
           </w:p>
         </w:tc>
@@ -4629,7 +4938,7 @@
                 <w:sz w:val="18"/>
                 <w:szCs w:val="18"/>
               </w:rPr>
-              <w:t xml:space="preserve">unbiased (α₁ = 0)</w:t>
+              <w:t>unbiased (α₁ = 0)</w:t>
             </w:r>
           </w:p>
         </w:tc>
@@ -4661,7 +4970,7 @@
                 <w:sz w:val="18"/>
                 <w:szCs w:val="18"/>
               </w:rPr>
-              <w:t xml:space="preserve">unchanged</w:t>
+              <w:t>unchanged</w:t>
             </w:r>
           </w:p>
         </w:tc>
@@ -4678,7 +4987,7 @@
           <w:bCs/>
           <w:color w:val="111111"/>
         </w:rPr>
-        <w:t xml:space="preserve">Two questions for every control:</w:t>
+        <w:t>Two questions for every control:</w:t>
       </w:r>
       <w:r>
         <w:rPr>
@@ -4689,7 +4998,6 @@
     </w:p>
     <w:p>
       <w:pPr>
-        <w:spacing w:before="0" w:after="0"/>
         <w:sectPr>
           <w:type w:val="continuous"/>
           <w:pgSz w:w="12240" w:h="15840"/>
@@ -4698,6 +5006,7 @@
         </w:sectPr>
       </w:pPr>
     </w:p>
+    <w:p/>
     <w:sectPr>
       <w:type w:val="continuous"/>
       <w:pgSz w:w="12240" w:h="15840"/>
@@ -4709,7 +5018,7 @@
 </file>
 
 <file path=word/numbering.xml><?xml version="1.0" encoding="utf-8"?>
-<w:numbering xmlns:wpc="http://schemas.microsoft.com/office/word/2010/wordprocessingCanvas" xmlns:cx="http://schemas.microsoft.com/office/drawing/2014/chartex" xmlns:cx1="http://schemas.microsoft.com/office/drawing/2015/9/8/chartex" xmlns:cx2="http://schemas.microsoft.com/office/drawing/2015/10/21/chartex" xmlns:cx3="http://schemas.microsoft.com/office/drawing/2016/5/9/chartex" xmlns:cx4="http://schemas.microsoft.com/office/drawing/2016/5/10/chartex" xmlns:cx5="http://schemas.microsoft.com/office/drawing/2016/5/11/chartex" xmlns:cx6="http://schemas.microsoft.com/office/drawing/2016/5/12/chartex" xmlns:cx7="http://schemas.microsoft.com/office/drawing/2016/5/13/chartex" xmlns:cx8="http://schemas.microsoft.com/office/drawing/2016/5/14/chartex" xmlns:mc="http://schemas.openxmlformats.org/markup-compatibility/2006" xmlns:aink="http://schemas.microsoft.com/office/drawing/2016/ink" xmlns:am3d="http://schemas.microsoft.com/office/drawing/2017/model3d" xmlns:o="urn:schemas-microsoft-com:office:office" xmlns:oel="http://schemas.microsoft.com/office/2019/extlst" xmlns:r="http://schemas.openxmlformats.org/officeDocument/2006/relationships" xmlns:m="http://schemas.openxmlformats.org/officeDocument/2006/math" xmlns:v="urn:schemas-microsoft-com:vml" xmlns:wp14="http://schemas.microsoft.com/office/word/2010/wordprocessingDrawing" xmlns:wp="http://schemas.openxmlformats.org/drawingml/2006/wordprocessingDrawing" xmlns:w10="urn:schemas-microsoft-com:office:word" xmlns:w="http://schemas.openxmlformats.org/wordprocessingml/2006/main" xmlns:w14="http://schemas.microsoft.com/office/word/2010/wordml" xmlns:w15="http://schemas.microsoft.com/office/word/2012/wordml" xmlns:w16cei="http://schemas.microsoft.com/office/word/2026/wordml/cei" xmlns:w16cex="http://schemas.microsoft.com/office/word/2018/wordml/cex" xmlns:w16cid="http://schemas.microsoft.com/office/word/2016/wordml/cid" xmlns:w16="http://schemas.microsoft.com/office/word/2018/wordml" xmlns:w16du="http://schemas.microsoft.com/office/word/2023/wordml/word16du" xmlns:w16sdtdh="http://schemas.microsoft.com/office/word/2020/wordml/sdtdatahash" xmlns:w16sdtfl="http://schemas.microsoft.com/office/word/2024/wordml/sdtformatlock" xmlns:w16se="http://schemas.microsoft.com/office/word/2015/wordml/symex" xmlns:wpg="http://schemas.microsoft.com/office/word/2010/wordprocessingGroup" xmlns:wpi="http://schemas.microsoft.com/office/word/2010/wordprocessingInk" xmlns:wne="http://schemas.microsoft.com/office/word/2006/wordml" xmlns:wps="http://schemas.microsoft.com/office/word/2010/wordprocessingShape" mc:Ignorable="w14 w15 w16se w16cid w16 w16cex w16sdtdh w16sdtfl w16du wp14">
+<w:numbering xmlns:wpc="http://schemas.microsoft.com/office/word/2010/wordprocessingCanvas" xmlns:cx="http://schemas.microsoft.com/office/drawing/2014/chartex" xmlns:cx1="http://schemas.microsoft.com/office/drawing/2015/9/8/chartex" xmlns:cx2="http://schemas.microsoft.com/office/drawing/2015/10/21/chartex" xmlns:cx3="http://schemas.microsoft.com/office/drawing/2016/5/9/chartex" xmlns:cx4="http://schemas.microsoft.com/office/drawing/2016/5/10/chartex" xmlns:cx5="http://schemas.microsoft.com/office/drawing/2016/5/11/chartex" xmlns:cx6="http://schemas.microsoft.com/office/drawing/2016/5/12/chartex" xmlns:cx7="http://schemas.microsoft.com/office/drawing/2016/5/13/chartex" xmlns:cx8="http://schemas.microsoft.com/office/drawing/2016/5/14/chartex" xmlns:mc="http://schemas.openxmlformats.org/markup-compatibility/2006" xmlns:aink="http://schemas.microsoft.com/office/drawing/2016/ink" xmlns:am3d="http://schemas.microsoft.com/office/drawing/2017/model3d" xmlns:o="urn:schemas-microsoft-com:office:office" xmlns:oel="http://schemas.microsoft.com/office/2019/extlst" xmlns:r="http://schemas.openxmlformats.org/officeDocument/2006/relationships" xmlns:m="http://schemas.openxmlformats.org/officeDocument/2006/math" xmlns:v="urn:schemas-microsoft-com:vml" xmlns:wp14="http://schemas.microsoft.com/office/word/2010/wordprocessingDrawing" xmlns:wp="http://schemas.openxmlformats.org/drawingml/2006/wordprocessingDrawing" xmlns:w10="urn:schemas-microsoft-com:office:word" xmlns:w="http://schemas.openxmlformats.org/wordprocessingml/2006/main" xmlns:w14="http://schemas.microsoft.com/office/word/2010/wordml" xmlns:w15="http://schemas.microsoft.com/office/word/2012/wordml" xmlns:w16cex="http://schemas.microsoft.com/office/word/2018/wordml/cex" xmlns:w16cid="http://schemas.microsoft.com/office/word/2016/wordml/cid" xmlns:w16="http://schemas.microsoft.com/office/word/2018/wordml" xmlns:w16du="http://schemas.microsoft.com/office/word/2023/wordml/word16du" xmlns:w16sdtdh="http://schemas.microsoft.com/office/word/2020/wordml/sdtdatahash" xmlns:w16sdtfl="http://schemas.microsoft.com/office/word/2024/wordml/sdtformatlock" xmlns:w16se="http://schemas.microsoft.com/office/word/2015/wordml/symex" xmlns:wpg="http://schemas.microsoft.com/office/word/2010/wordprocessingGroup" xmlns:wpi="http://schemas.microsoft.com/office/word/2010/wordprocessingInk" xmlns:wne="http://schemas.microsoft.com/office/word/2006/wordml" xmlns:wps="http://schemas.microsoft.com/office/word/2010/wordprocessingShape" mc:Ignorable="w14 w15 w16se w16cid w16 w16cex w16sdtdh w16sdtfl w16du wp14">
   <w:abstractNum w:abstractNumId="0" w15:restartNumberingAfterBreak="0">
     <w:nsid w:val="325D6A22"/>
     <w:multiLevelType w:val="multilevel"/>
@@ -6239,7 +6548,6 @@
   <w:style w:type="character" w:default="1" w:styleId="DefaultParagraphFont">
     <w:name w:val="Default Paragraph Font"/>
     <w:uiPriority w:val="1"/>
-    <w:semiHidden/>
     <w:unhideWhenUsed/>
   </w:style>
   <w:style w:type="table" w:default="1" w:styleId="TableNormal">
